--- a/14_ACP01/ACP01 - Module 4 - Cloud Technology & Services/ACP01 - Module 4.11.5 to .13 - Other AWS Services - Dev Tools, Cognito, IoT, AI & ML Apps, Et Alia - Revision Notes.docx
+++ b/14_ACP01/ACP01 - Module 4 - Cloud Technology & Services/ACP01 - Module 4.11.5 to .13 - Other AWS Services - Dev Tools, Cognito, IoT, AI & ML Apps, Et Alia - Revision Notes.docx
@@ -162,6 +162,516 @@
                     <a:xfrm>
                       <a:off x="0" y="0"/>
                       <a:ext cx="2837815" cy="6659245"/>
+                    </a:xfrm>
+                    <a:prstGeom prst="rect">
+                      <a:avLst/>
+                    </a:prstGeom>
+                  </pic:spPr>
+                </pic:pic>
+              </a:graphicData>
+            </a:graphic>
+          </wp:inline>
+        </w:drawing>
+      </w:r>
+    </w:p>
+    <w:p>
+      <w:r>
+        <w:rPr>
+          <w:noProof/>
+        </w:rPr>
+        <w:lastRenderedPageBreak/>
+        <w:drawing>
+          <wp:inline distT="0" distB="0" distL="0" distR="0" wp14:anchorId="5593018D" wp14:editId="03AF71C4">
+            <wp:extent cx="7545788" cy="2640864"/>
+            <wp:effectExtent l="0" t="0" r="0" b="7620"/>
+            <wp:docPr id="953269021" name="Picture 1"/>
+            <wp:cNvGraphicFramePr>
+              <a:graphicFrameLocks xmlns:a="http://schemas.openxmlformats.org/drawingml/2006/main" noChangeAspect="1"/>
+            </wp:cNvGraphicFramePr>
+            <a:graphic xmlns:a="http://schemas.openxmlformats.org/drawingml/2006/main">
+              <a:graphicData uri="http://schemas.openxmlformats.org/drawingml/2006/picture">
+                <pic:pic xmlns:pic="http://schemas.openxmlformats.org/drawingml/2006/picture">
+                  <pic:nvPicPr>
+                    <pic:cNvPr id="953269021" name=""/>
+                    <pic:cNvPicPr/>
+                  </pic:nvPicPr>
+                  <pic:blipFill>
+                    <a:blip r:embed="rId9"/>
+                    <a:stretch>
+                      <a:fillRect/>
+                    </a:stretch>
+                  </pic:blipFill>
+                  <pic:spPr>
+                    <a:xfrm>
+                      <a:off x="0" y="0"/>
+                      <a:ext cx="7558086" cy="2645168"/>
+                    </a:xfrm>
+                    <a:prstGeom prst="rect">
+                      <a:avLst/>
+                    </a:prstGeom>
+                  </pic:spPr>
+                </pic:pic>
+              </a:graphicData>
+            </a:graphic>
+          </wp:inline>
+        </w:drawing>
+      </w:r>
+    </w:p>
+    <w:p>
+      <w:r>
+        <w:rPr>
+          <w:noProof/>
+        </w:rPr>
+        <w:drawing>
+          <wp:inline distT="0" distB="0" distL="0" distR="0" wp14:anchorId="7F1AA598" wp14:editId="3C4FB4FA">
+            <wp:extent cx="7673009" cy="2466599"/>
+            <wp:effectExtent l="0" t="0" r="4445" b="0"/>
+            <wp:docPr id="515107689" name="Picture 1"/>
+            <wp:cNvGraphicFramePr>
+              <a:graphicFrameLocks xmlns:a="http://schemas.openxmlformats.org/drawingml/2006/main" noChangeAspect="1"/>
+            </wp:cNvGraphicFramePr>
+            <a:graphic xmlns:a="http://schemas.openxmlformats.org/drawingml/2006/main">
+              <a:graphicData uri="http://schemas.openxmlformats.org/drawingml/2006/picture">
+                <pic:pic xmlns:pic="http://schemas.openxmlformats.org/drawingml/2006/picture">
+                  <pic:nvPicPr>
+                    <pic:cNvPr id="515107689" name=""/>
+                    <pic:cNvPicPr/>
+                  </pic:nvPicPr>
+                  <pic:blipFill>
+                    <a:blip r:embed="rId10"/>
+                    <a:stretch>
+                      <a:fillRect/>
+                    </a:stretch>
+                  </pic:blipFill>
+                  <pic:spPr>
+                    <a:xfrm>
+                      <a:off x="0" y="0"/>
+                      <a:ext cx="7682824" cy="2469754"/>
+                    </a:xfrm>
+                    <a:prstGeom prst="rect">
+                      <a:avLst/>
+                    </a:prstGeom>
+                  </pic:spPr>
+                </pic:pic>
+              </a:graphicData>
+            </a:graphic>
+          </wp:inline>
+        </w:drawing>
+      </w:r>
+    </w:p>
+    <w:p>
+      <w:r>
+        <w:rPr>
+          <w:noProof/>
+        </w:rPr>
+        <w:lastRenderedPageBreak/>
+        <w:drawing>
+          <wp:inline distT="0" distB="0" distL="0" distR="0" wp14:anchorId="1B297D4A" wp14:editId="21B848F1">
+            <wp:extent cx="7092563" cy="2600640"/>
+            <wp:effectExtent l="0" t="0" r="0" b="9525"/>
+            <wp:docPr id="356670259" name="Picture 1"/>
+            <wp:cNvGraphicFramePr>
+              <a:graphicFrameLocks xmlns:a="http://schemas.openxmlformats.org/drawingml/2006/main" noChangeAspect="1"/>
+            </wp:cNvGraphicFramePr>
+            <a:graphic xmlns:a="http://schemas.openxmlformats.org/drawingml/2006/main">
+              <a:graphicData uri="http://schemas.openxmlformats.org/drawingml/2006/picture">
+                <pic:pic xmlns:pic="http://schemas.openxmlformats.org/drawingml/2006/picture">
+                  <pic:nvPicPr>
+                    <pic:cNvPr id="356670259" name=""/>
+                    <pic:cNvPicPr/>
+                  </pic:nvPicPr>
+                  <pic:blipFill>
+                    <a:blip r:embed="rId11"/>
+                    <a:stretch>
+                      <a:fillRect/>
+                    </a:stretch>
+                  </pic:blipFill>
+                  <pic:spPr>
+                    <a:xfrm>
+                      <a:off x="0" y="0"/>
+                      <a:ext cx="7115627" cy="2609097"/>
+                    </a:xfrm>
+                    <a:prstGeom prst="rect">
+                      <a:avLst/>
+                    </a:prstGeom>
+                  </pic:spPr>
+                </pic:pic>
+              </a:graphicData>
+            </a:graphic>
+          </wp:inline>
+        </w:drawing>
+      </w:r>
+    </w:p>
+    <w:p>
+      <w:r>
+        <w:rPr>
+          <w:noProof/>
+        </w:rPr>
+        <w:drawing>
+          <wp:inline distT="0" distB="0" distL="0" distR="0" wp14:anchorId="1EBF1A96" wp14:editId="4936CEBC">
+            <wp:extent cx="8863330" cy="2670810"/>
+            <wp:effectExtent l="0" t="0" r="0" b="0"/>
+            <wp:docPr id="1461689638" name="Picture 1"/>
+            <wp:cNvGraphicFramePr>
+              <a:graphicFrameLocks xmlns:a="http://schemas.openxmlformats.org/drawingml/2006/main" noChangeAspect="1"/>
+            </wp:cNvGraphicFramePr>
+            <a:graphic xmlns:a="http://schemas.openxmlformats.org/drawingml/2006/main">
+              <a:graphicData uri="http://schemas.openxmlformats.org/drawingml/2006/picture">
+                <pic:pic xmlns:pic="http://schemas.openxmlformats.org/drawingml/2006/picture">
+                  <pic:nvPicPr>
+                    <pic:cNvPr id="1461689638" name=""/>
+                    <pic:cNvPicPr/>
+                  </pic:nvPicPr>
+                  <pic:blipFill>
+                    <a:blip r:embed="rId12"/>
+                    <a:stretch>
+                      <a:fillRect/>
+                    </a:stretch>
+                  </pic:blipFill>
+                  <pic:spPr>
+                    <a:xfrm>
+                      <a:off x="0" y="0"/>
+                      <a:ext cx="8863330" cy="2670810"/>
+                    </a:xfrm>
+                    <a:prstGeom prst="rect">
+                      <a:avLst/>
+                    </a:prstGeom>
+                  </pic:spPr>
+                </pic:pic>
+              </a:graphicData>
+            </a:graphic>
+          </wp:inline>
+        </w:drawing>
+      </w:r>
+    </w:p>
+    <w:p>
+      <w:r>
+        <w:rPr>
+          <w:noProof/>
+        </w:rPr>
+        <w:lastRenderedPageBreak/>
+        <w:drawing>
+          <wp:inline distT="0" distB="0" distL="0" distR="0" wp14:anchorId="531F4D3D" wp14:editId="0AF78946">
+            <wp:extent cx="8863330" cy="2540000"/>
+            <wp:effectExtent l="0" t="0" r="0" b="0"/>
+            <wp:docPr id="738779260" name="Picture 1"/>
+            <wp:cNvGraphicFramePr>
+              <a:graphicFrameLocks xmlns:a="http://schemas.openxmlformats.org/drawingml/2006/main" noChangeAspect="1"/>
+            </wp:cNvGraphicFramePr>
+            <a:graphic xmlns:a="http://schemas.openxmlformats.org/drawingml/2006/main">
+              <a:graphicData uri="http://schemas.openxmlformats.org/drawingml/2006/picture">
+                <pic:pic xmlns:pic="http://schemas.openxmlformats.org/drawingml/2006/picture">
+                  <pic:nvPicPr>
+                    <pic:cNvPr id="738779260" name=""/>
+                    <pic:cNvPicPr/>
+                  </pic:nvPicPr>
+                  <pic:blipFill>
+                    <a:blip r:embed="rId13"/>
+                    <a:stretch>
+                      <a:fillRect/>
+                    </a:stretch>
+                  </pic:blipFill>
+                  <pic:spPr>
+                    <a:xfrm>
+                      <a:off x="0" y="0"/>
+                      <a:ext cx="8863330" cy="2540000"/>
+                    </a:xfrm>
+                    <a:prstGeom prst="rect">
+                      <a:avLst/>
+                    </a:prstGeom>
+                  </pic:spPr>
+                </pic:pic>
+              </a:graphicData>
+            </a:graphic>
+          </wp:inline>
+        </w:drawing>
+      </w:r>
+      <w:r>
+        <w:rPr>
+          <w:noProof/>
+        </w:rPr>
+        <w:drawing>
+          <wp:inline distT="0" distB="0" distL="0" distR="0" wp14:anchorId="79EB1393" wp14:editId="2050F053">
+            <wp:extent cx="8863330" cy="2286000"/>
+            <wp:effectExtent l="0" t="0" r="0" b="0"/>
+            <wp:docPr id="346073304" name="Picture 1"/>
+            <wp:cNvGraphicFramePr>
+              <a:graphicFrameLocks xmlns:a="http://schemas.openxmlformats.org/drawingml/2006/main" noChangeAspect="1"/>
+            </wp:cNvGraphicFramePr>
+            <a:graphic xmlns:a="http://schemas.openxmlformats.org/drawingml/2006/main">
+              <a:graphicData uri="http://schemas.openxmlformats.org/drawingml/2006/picture">
+                <pic:pic xmlns:pic="http://schemas.openxmlformats.org/drawingml/2006/picture">
+                  <pic:nvPicPr>
+                    <pic:cNvPr id="346073304" name=""/>
+                    <pic:cNvPicPr/>
+                  </pic:nvPicPr>
+                  <pic:blipFill>
+                    <a:blip r:embed="rId14"/>
+                    <a:stretch>
+                      <a:fillRect/>
+                    </a:stretch>
+                  </pic:blipFill>
+                  <pic:spPr>
+                    <a:xfrm>
+                      <a:off x="0" y="0"/>
+                      <a:ext cx="8863330" cy="2286000"/>
+                    </a:xfrm>
+                    <a:prstGeom prst="rect">
+                      <a:avLst/>
+                    </a:prstGeom>
+                  </pic:spPr>
+                </pic:pic>
+              </a:graphicData>
+            </a:graphic>
+          </wp:inline>
+        </w:drawing>
+      </w:r>
+    </w:p>
+    <w:p>
+      <w:r>
+        <w:rPr>
+          <w:noProof/>
+        </w:rPr>
+        <w:lastRenderedPageBreak/>
+        <w:drawing>
+          <wp:inline distT="0" distB="0" distL="0" distR="0" wp14:anchorId="79643751" wp14:editId="78866BA6">
+            <wp:extent cx="8863330" cy="2388235"/>
+            <wp:effectExtent l="0" t="0" r="0" b="0"/>
+            <wp:docPr id="1199323049" name="Picture 1"/>
+            <wp:cNvGraphicFramePr>
+              <a:graphicFrameLocks xmlns:a="http://schemas.openxmlformats.org/drawingml/2006/main" noChangeAspect="1"/>
+            </wp:cNvGraphicFramePr>
+            <a:graphic xmlns:a="http://schemas.openxmlformats.org/drawingml/2006/main">
+              <a:graphicData uri="http://schemas.openxmlformats.org/drawingml/2006/picture">
+                <pic:pic xmlns:pic="http://schemas.openxmlformats.org/drawingml/2006/picture">
+                  <pic:nvPicPr>
+                    <pic:cNvPr id="1199323049" name=""/>
+                    <pic:cNvPicPr/>
+                  </pic:nvPicPr>
+                  <pic:blipFill>
+                    <a:blip r:embed="rId15"/>
+                    <a:stretch>
+                      <a:fillRect/>
+                    </a:stretch>
+                  </pic:blipFill>
+                  <pic:spPr>
+                    <a:xfrm>
+                      <a:off x="0" y="0"/>
+                      <a:ext cx="8863330" cy="2388235"/>
+                    </a:xfrm>
+                    <a:prstGeom prst="rect">
+                      <a:avLst/>
+                    </a:prstGeom>
+                  </pic:spPr>
+                </pic:pic>
+              </a:graphicData>
+            </a:graphic>
+          </wp:inline>
+        </w:drawing>
+      </w:r>
+    </w:p>
+    <w:p>
+      <w:r>
+        <w:rPr>
+          <w:noProof/>
+        </w:rPr>
+        <w:drawing>
+          <wp:inline distT="0" distB="0" distL="0" distR="0" wp14:anchorId="636743D9" wp14:editId="21EE0DFF">
+            <wp:extent cx="8863330" cy="2686050"/>
+            <wp:effectExtent l="0" t="0" r="0" b="0"/>
+            <wp:docPr id="999195074" name="Picture 1"/>
+            <wp:cNvGraphicFramePr>
+              <a:graphicFrameLocks xmlns:a="http://schemas.openxmlformats.org/drawingml/2006/main" noChangeAspect="1"/>
+            </wp:cNvGraphicFramePr>
+            <a:graphic xmlns:a="http://schemas.openxmlformats.org/drawingml/2006/main">
+              <a:graphicData uri="http://schemas.openxmlformats.org/drawingml/2006/picture">
+                <pic:pic xmlns:pic="http://schemas.openxmlformats.org/drawingml/2006/picture">
+                  <pic:nvPicPr>
+                    <pic:cNvPr id="999195074" name=""/>
+                    <pic:cNvPicPr/>
+                  </pic:nvPicPr>
+                  <pic:blipFill>
+                    <a:blip r:embed="rId16"/>
+                    <a:stretch>
+                      <a:fillRect/>
+                    </a:stretch>
+                  </pic:blipFill>
+                  <pic:spPr>
+                    <a:xfrm>
+                      <a:off x="0" y="0"/>
+                      <a:ext cx="8863330" cy="2686050"/>
+                    </a:xfrm>
+                    <a:prstGeom prst="rect">
+                      <a:avLst/>
+                    </a:prstGeom>
+                  </pic:spPr>
+                </pic:pic>
+              </a:graphicData>
+            </a:graphic>
+          </wp:inline>
+        </w:drawing>
+      </w:r>
+    </w:p>
+    <w:p>
+      <w:r>
+        <w:rPr>
+          <w:noProof/>
+        </w:rPr>
+        <w:lastRenderedPageBreak/>
+        <w:drawing>
+          <wp:inline distT="0" distB="0" distL="0" distR="0" wp14:anchorId="77C6AD4B" wp14:editId="3BF43E6B">
+            <wp:extent cx="8863330" cy="2558415"/>
+            <wp:effectExtent l="0" t="0" r="0" b="0"/>
+            <wp:docPr id="446753501" name="Picture 1"/>
+            <wp:cNvGraphicFramePr>
+              <a:graphicFrameLocks xmlns:a="http://schemas.openxmlformats.org/drawingml/2006/main" noChangeAspect="1"/>
+            </wp:cNvGraphicFramePr>
+            <a:graphic xmlns:a="http://schemas.openxmlformats.org/drawingml/2006/main">
+              <a:graphicData uri="http://schemas.openxmlformats.org/drawingml/2006/picture">
+                <pic:pic xmlns:pic="http://schemas.openxmlformats.org/drawingml/2006/picture">
+                  <pic:nvPicPr>
+                    <pic:cNvPr id="446753501" name=""/>
+                    <pic:cNvPicPr/>
+                  </pic:nvPicPr>
+                  <pic:blipFill>
+                    <a:blip r:embed="rId17"/>
+                    <a:stretch>
+                      <a:fillRect/>
+                    </a:stretch>
+                  </pic:blipFill>
+                  <pic:spPr>
+                    <a:xfrm>
+                      <a:off x="0" y="0"/>
+                      <a:ext cx="8863330" cy="2558415"/>
+                    </a:xfrm>
+                    <a:prstGeom prst="rect">
+                      <a:avLst/>
+                    </a:prstGeom>
+                  </pic:spPr>
+                </pic:pic>
+              </a:graphicData>
+            </a:graphic>
+          </wp:inline>
+        </w:drawing>
+      </w:r>
+    </w:p>
+    <w:p>
+      <w:r>
+        <w:rPr>
+          <w:noProof/>
+        </w:rPr>
+        <w:lastRenderedPageBreak/>
+        <w:drawing>
+          <wp:inline distT="0" distB="0" distL="0" distR="0" wp14:anchorId="4ABE3093" wp14:editId="7D5A676B">
+            <wp:extent cx="7213977" cy="5581815"/>
+            <wp:effectExtent l="0" t="0" r="6350" b="0"/>
+            <wp:docPr id="1567641420" name="Picture 1"/>
+            <wp:cNvGraphicFramePr>
+              <a:graphicFrameLocks xmlns:a="http://schemas.openxmlformats.org/drawingml/2006/main" noChangeAspect="1"/>
+            </wp:cNvGraphicFramePr>
+            <a:graphic xmlns:a="http://schemas.openxmlformats.org/drawingml/2006/main">
+              <a:graphicData uri="http://schemas.openxmlformats.org/drawingml/2006/picture">
+                <pic:pic xmlns:pic="http://schemas.openxmlformats.org/drawingml/2006/picture">
+                  <pic:nvPicPr>
+                    <pic:cNvPr id="1567641420" name=""/>
+                    <pic:cNvPicPr/>
+                  </pic:nvPicPr>
+                  <pic:blipFill>
+                    <a:blip r:embed="rId18"/>
+                    <a:stretch>
+                      <a:fillRect/>
+                    </a:stretch>
+                  </pic:blipFill>
+                  <pic:spPr>
+                    <a:xfrm>
+                      <a:off x="0" y="0"/>
+                      <a:ext cx="7235820" cy="5598716"/>
+                    </a:xfrm>
+                    <a:prstGeom prst="rect">
+                      <a:avLst/>
+                    </a:prstGeom>
+                  </pic:spPr>
+                </pic:pic>
+              </a:graphicData>
+            </a:graphic>
+          </wp:inline>
+        </w:drawing>
+      </w:r>
+    </w:p>
+    <w:p>
+      <w:r>
+        <w:rPr>
+          <w:noProof/>
+        </w:rPr>
+        <w:lastRenderedPageBreak/>
+        <w:drawing>
+          <wp:inline distT="0" distB="0" distL="0" distR="0" wp14:anchorId="143FB96D" wp14:editId="0C6FA5C5">
+            <wp:extent cx="8863330" cy="4827905"/>
+            <wp:effectExtent l="0" t="0" r="0" b="0"/>
+            <wp:docPr id="1248577433" name="Picture 1"/>
+            <wp:cNvGraphicFramePr>
+              <a:graphicFrameLocks xmlns:a="http://schemas.openxmlformats.org/drawingml/2006/main" noChangeAspect="1"/>
+            </wp:cNvGraphicFramePr>
+            <a:graphic xmlns:a="http://schemas.openxmlformats.org/drawingml/2006/main">
+              <a:graphicData uri="http://schemas.openxmlformats.org/drawingml/2006/picture">
+                <pic:pic xmlns:pic="http://schemas.openxmlformats.org/drawingml/2006/picture">
+                  <pic:nvPicPr>
+                    <pic:cNvPr id="1248577433" name=""/>
+                    <pic:cNvPicPr/>
+                  </pic:nvPicPr>
+                  <pic:blipFill>
+                    <a:blip r:embed="rId19"/>
+                    <a:stretch>
+                      <a:fillRect/>
+                    </a:stretch>
+                  </pic:blipFill>
+                  <pic:spPr>
+                    <a:xfrm>
+                      <a:off x="0" y="0"/>
+                      <a:ext cx="8863330" cy="4827905"/>
+                    </a:xfrm>
+                    <a:prstGeom prst="rect">
+                      <a:avLst/>
+                    </a:prstGeom>
+                  </pic:spPr>
+                </pic:pic>
+              </a:graphicData>
+            </a:graphic>
+          </wp:inline>
+        </w:drawing>
+      </w:r>
+    </w:p>
+    <w:p>
+      <w:r>
+        <w:rPr>
+          <w:noProof/>
+        </w:rPr>
+        <w:lastRenderedPageBreak/>
+        <w:drawing>
+          <wp:inline distT="0" distB="0" distL="0" distR="0" wp14:anchorId="718DE6BC" wp14:editId="6BD9B8D9">
+            <wp:extent cx="7203882" cy="6012996"/>
+            <wp:effectExtent l="0" t="0" r="0" b="6985"/>
+            <wp:docPr id="216562158" name="Picture 1"/>
+            <wp:cNvGraphicFramePr>
+              <a:graphicFrameLocks xmlns:a="http://schemas.openxmlformats.org/drawingml/2006/main" noChangeAspect="1"/>
+            </wp:cNvGraphicFramePr>
+            <a:graphic xmlns:a="http://schemas.openxmlformats.org/drawingml/2006/main">
+              <a:graphicData uri="http://schemas.openxmlformats.org/drawingml/2006/picture">
+                <pic:pic xmlns:pic="http://schemas.openxmlformats.org/drawingml/2006/picture">
+                  <pic:nvPicPr>
+                    <pic:cNvPr id="216562158" name=""/>
+                    <pic:cNvPicPr/>
+                  </pic:nvPicPr>
+                  <pic:blipFill>
+                    <a:blip r:embed="rId20"/>
+                    <a:stretch>
+                      <a:fillRect/>
+                    </a:stretch>
+                  </pic:blipFill>
+                  <pic:spPr>
+                    <a:xfrm>
+                      <a:off x="0" y="0"/>
+                      <a:ext cx="7211354" cy="6019233"/>
                     </a:xfrm>
                     <a:prstGeom prst="rect">
                       <a:avLst/>
